--- a/flow/20230914_vu_template/drafts/2024-06-u/23-НД-Гл.7-Агрипіни.docx
+++ b/flow/20230914_vu_template/drafts/2024-06-u/23-НД-Гл.7-Агрипіни.docx
@@ -3,22 +3,106 @@
 <w:document xmlns:mc="http://schemas.openxmlformats.org/markup-compatibility/2006" xmlns:o="urn:schemas-microsoft-com:office:office" xmlns:r="http://schemas.openxmlformats.org/officeDocument/2006/relationships" xmlns:m="http://schemas.openxmlformats.org/officeDocument/2006/math" xmlns:v="urn:schemas-microsoft-com:vml" xmlns:wp="http://schemas.openxmlformats.org/drawingml/2006/wordprocessingDrawing" xmlns:w10="urn:schemas-microsoft-com:office:word" xmlns:w="http://schemas.openxmlformats.org/wordprocessingml/2006/main" xmlns:wne="http://schemas.microsoft.com/office/word/2006/wordml" xmlns:sl="http://schemas.openxmlformats.org/schemaLibrary/2006/main" xmlns:a="http://schemas.openxmlformats.org/drawingml/2006/main" xmlns:pic="http://schemas.openxmlformats.org/drawingml/2006/picture" xmlns:c="http://schemas.openxmlformats.org/drawingml/2006/chart" xmlns:lc="http://schemas.openxmlformats.org/drawingml/2006/lockedCanvas" xmlns:dgm="http://schemas.openxmlformats.org/drawingml/2006/diagram" xmlns:wps="http://schemas.microsoft.com/office/word/2010/wordprocessingShape" xmlns:wpg="http://schemas.microsoft.com/office/word/2010/wordprocessingGroup" xmlns:w14="http://schemas.microsoft.com/office/word/2010/wordml" xmlns:w15="http://schemas.microsoft.com/office/word/2012/wordml">
   <w:body>
     <w:p>
-      <w:r>
-        <w:rPr>
-          <w:rFonts w:ascii="Times New Roman" w:hAnsi="Times New Roman"/>
-          <w:b/>
-          <w:sz w:val="24"/>
-        </w:rPr>
-        <w:t>Червень 23, Неділя</w:t>
-      </w:r>
-    </w:p>
-    <w:p>
-      <w:r>
-        <w:rPr>
-          <w:rFonts w:ascii="Times New Roman" w:hAnsi="Times New Roman"/>
-          <w:sz w:val="24"/>
-        </w:rPr>
-        <w:t>🕀 Зіслання Святого Духа. П’ятдесятниця. Св. мц. Агрипіни</w:t>
+      <w:pPr>
+        <w:pBdr>
+          <w:top w:space="0" w:sz="0" w:val="nil"/>
+          <w:left w:space="0" w:sz="0" w:val="nil"/>
+          <w:bottom w:space="0" w:sz="0" w:val="nil"/>
+          <w:right w:space="0" w:sz="0" w:val="nil"/>
+          <w:between w:space="0" w:sz="0" w:val="nil"/>
+        </w:pBdr>
+        <w:spacing w:after="120" w:lineRule="auto"/>
+        <w:rPr>
+          <w:rFonts w:ascii="Times New Roman" w:cs="Times New Roman" w:eastAsia="Times New Roman" w:hAnsi="Times New Roman"/>
+          <w:color w:val="ff0000"/>
+          <w:sz w:val="24"/>
+          <w:szCs w:val="24"/>
+        </w:rPr>
+      </w:pPr>
+      <w:r>
+        <w:rPr>
+          <w:rFonts w:ascii="Times New Roman" w:cs="Times New Roman" w:eastAsia="Times New Roman" w:hAnsi="Times New Roman"/>
+          <w:color w:val="ff0000"/>
+          <w:sz w:val="24"/>
+          <w:szCs w:val="24"/>
+          <w:rtl w:val="0"/>
+        </w:rPr>
+        <w:t xml:space="preserve">Червень 4 Неділя</w:t>
+        <w:br w:type="textWrapping"/>
+        <w:t xml:space="preserve">4 (22) </w:t>
+      </w:r>
+      <w:r>
+        <w:rPr>
+          <w:rFonts w:ascii="Quattrocento Sans" w:cs="Quattrocento Sans" w:eastAsia="Quattrocento Sans" w:hAnsi="Quattrocento Sans"/>
+          <w:b w:val="1"/>
+          <w:color w:val="ff0000"/>
+          <w:sz w:val="24"/>
+          <w:szCs w:val="24"/>
+          <w:rtl w:val="0"/>
+        </w:rPr>
+        <w:t xml:space="preserve">🕀</w:t>
+      </w:r>
+      <w:r>
+        <w:rPr>
+          <w:rFonts w:ascii="Times New Roman" w:cs="Times New Roman" w:eastAsia="Times New Roman" w:hAnsi="Times New Roman"/>
+          <w:b w:val="1"/>
+          <w:i w:val="1"/>
+          <w:color w:val="ff0000"/>
+          <w:sz w:val="24"/>
+          <w:szCs w:val="24"/>
+          <w:rtl w:val="0"/>
+        </w:rPr>
+        <w:t xml:space="preserve"> ЗІСЛАННЯ СВЯТОГО ДУХА. П’ЯТДЕСЯТНИЦЯ.</w:t>
+      </w:r>
+      <w:r>
+        <w:rPr>
+          <w:rtl w:val="0"/>
+        </w:rPr>
+      </w:r>
+    </w:p>
+    <w:p>
+      <w:pPr>
+        <w:pBdr>
+          <w:top w:space="0" w:sz="0" w:val="nil"/>
+          <w:left w:space="0" w:sz="0" w:val="nil"/>
+          <w:bottom w:space="0" w:sz="0" w:val="nil"/>
+          <w:right w:space="0" w:sz="0" w:val="nil"/>
+          <w:between w:space="0" w:sz="0" w:val="nil"/>
+        </w:pBdr>
+        <w:spacing w:after="120" w:lineRule="auto"/>
+        <w:rPr>
+          <w:rFonts w:ascii="Times New Roman" w:cs="Times New Roman" w:eastAsia="Times New Roman" w:hAnsi="Times New Roman"/>
+          <w:color w:val="ff0000"/>
+          <w:sz w:val="24"/>
+          <w:szCs w:val="24"/>
+        </w:rPr>
+      </w:pPr>
+      <w:r>
+        <w:rPr>
+          <w:rFonts w:ascii="Times New Roman" w:cs="Times New Roman" w:eastAsia="Times New Roman" w:hAnsi="Times New Roman"/>
+          <w:color w:val="ff0000"/>
+          <w:sz w:val="24"/>
+          <w:szCs w:val="24"/>
+          <w:rtl w:val="0"/>
+        </w:rPr>
+        <w:t xml:space="preserve">Св. мч. Василиска.</w:t>
+      </w:r>
+    </w:p>
+    <w:p>
+      <w:pPr>
+        <w:spacing w:after="120" w:lineRule="auto"/>
+        <w:rPr>
+          <w:rFonts w:ascii="Times New Roman" w:cs="Times New Roman" w:eastAsia="Times New Roman" w:hAnsi="Times New Roman"/>
+          <w:b w:val="1"/>
+          <w:color w:val="ff0000"/>
+          <w:sz w:val="24"/>
+          <w:szCs w:val="24"/>
+        </w:rPr>
+      </w:pPr>
+      <w:r>
+        <w:rPr>
+          <w:rtl w:val="0"/>
+        </w:rPr>
       </w:r>
     </w:p>
     <w:p>
@@ -2352,17 +2436,21 @@
       </w:pPr>
       <w:r>
         <w:rPr>
-          <w:rFonts w:ascii="Times New Roman" w:hAnsi="Times New Roman"/>
-          <w:i/>
-          <w:color w:val="FF4400"/>
-          <w:sz w:val="24"/>
-        </w:rPr>
-        <w:t>Священик:</w:t>
-      </w:r>
-      <w:r>
-        <w:rPr>
-          <w:rFonts w:ascii="Times New Roman" w:hAnsi="Times New Roman"/>
-          <w:sz w:val="24"/>
+          <w:rFonts w:ascii="Times New Roman" w:cs="Times New Roman" w:eastAsia="Times New Roman" w:hAnsi="Times New Roman"/>
+          <w:i w:val="1"/>
+          <w:color w:val="ff0000"/>
+          <w:sz w:val="24"/>
+          <w:szCs w:val="24"/>
+          <w:rtl w:val="0"/>
+        </w:rPr>
+        <w:t xml:space="preserve">Священик:</w:t>
+      </w:r>
+      <w:r>
+        <w:rPr>
+          <w:rFonts w:ascii="Times New Roman" w:cs="Times New Roman" w:eastAsia="Times New Roman" w:hAnsi="Times New Roman"/>
+          <w:sz w:val="24"/>
+          <w:szCs w:val="24"/>
+          <w:rtl w:val="0"/>
         </w:rPr>
         <w:t xml:space="preserve"> Бо тобі належить усяка слава, честь і поклоніння, Отцю, і Сину, і Святому Духові, нині і повсякчас, і на віки віків.</w:t>
       </w:r>
@@ -3106,19 +3194,33 @@
       </w:pPr>
       <w:r>
         <w:rPr>
-          <w:rFonts w:ascii="Times New Roman" w:hAnsi="Times New Roman"/>
-          <w:i/>
-          <w:color w:val="FF4400"/>
-          <w:sz w:val="24"/>
-        </w:rPr>
-        <w:t>Священик:</w:t>
-      </w:r>
-      <w:r>
-        <w:rPr>
-          <w:rFonts w:ascii="Times New Roman" w:hAnsi="Times New Roman"/>
-          <w:sz w:val="24"/>
-        </w:rPr>
-        <w:t xml:space="preserve"> Бо твоя є влада і твоє царство, і сила, і слава, Отця, і Сина, і Святого Духа, нині і повсякчас, і на віки віків.</w:t>
+          <w:rFonts w:ascii="Times New Roman" w:cs="Times New Roman" w:eastAsia="Times New Roman" w:hAnsi="Times New Roman"/>
+          <w:i w:val="1"/>
+          <w:color w:val="ff0000"/>
+          <w:sz w:val="24"/>
+          <w:szCs w:val="24"/>
+          <w:rtl w:val="0"/>
+        </w:rPr>
+        <w:t xml:space="preserve">Священик:</w:t>
+      </w:r>
+      <w:r>
+        <w:rPr>
+          <w:rFonts w:ascii="Times New Roman" w:cs="Times New Roman" w:eastAsia="Times New Roman" w:hAnsi="Times New Roman"/>
+          <w:color w:val="ff0000"/>
+          <w:sz w:val="24"/>
+          <w:szCs w:val="24"/>
+          <w:rtl w:val="0"/>
+        </w:rPr>
+        <w:t xml:space="preserve"> </w:t>
+      </w:r>
+      <w:r>
+        <w:rPr>
+          <w:rFonts w:ascii="Times New Roman" w:cs="Times New Roman" w:eastAsia="Times New Roman" w:hAnsi="Times New Roman"/>
+          <w:sz w:val="24"/>
+          <w:szCs w:val="24"/>
+          <w:rtl w:val="0"/>
+        </w:rPr>
+        <w:t xml:space="preserve">Бо твоя є влада і твоє царство, і сила, і слава, Отця, і Сина, і Святого Духа, нині і повсякчас, і на віки віків.</w:t>
       </w:r>
     </w:p>
     <w:p>
@@ -4838,19 +4940,33 @@
       </w:pPr>
       <w:r>
         <w:rPr>
-          <w:rFonts w:ascii="Times New Roman" w:hAnsi="Times New Roman"/>
-          <w:i/>
-          <w:color w:val="FF4400"/>
-          <w:sz w:val="24"/>
-        </w:rPr>
-        <w:t>Священик:</w:t>
-      </w:r>
-      <w:r>
-        <w:rPr>
-          <w:rFonts w:ascii="Times New Roman" w:hAnsi="Times New Roman"/>
-          <w:sz w:val="24"/>
-        </w:rPr>
-        <w:t xml:space="preserve"> Мир всім.</w:t>
+          <w:rFonts w:ascii="Times New Roman" w:cs="Times New Roman" w:eastAsia="Times New Roman" w:hAnsi="Times New Roman"/>
+          <w:i w:val="1"/>
+          <w:color w:val="ff0000"/>
+          <w:sz w:val="24"/>
+          <w:szCs w:val="24"/>
+          <w:rtl w:val="0"/>
+        </w:rPr>
+        <w:t xml:space="preserve">Священик:</w:t>
+      </w:r>
+      <w:r>
+        <w:rPr>
+          <w:rFonts w:ascii="Times New Roman" w:cs="Times New Roman" w:eastAsia="Times New Roman" w:hAnsi="Times New Roman"/>
+          <w:color w:val="ff0000"/>
+          <w:sz w:val="24"/>
+          <w:szCs w:val="24"/>
+          <w:rtl w:val="0"/>
+        </w:rPr>
+        <w:t xml:space="preserve"> </w:t>
+      </w:r>
+      <w:r>
+        <w:rPr>
+          <w:rFonts w:ascii="Times New Roman" w:cs="Times New Roman" w:eastAsia="Times New Roman" w:hAnsi="Times New Roman"/>
+          <w:sz w:val="24"/>
+          <w:szCs w:val="24"/>
+          <w:rtl w:val="0"/>
+        </w:rPr>
+        <w:t xml:space="preserve">Мир всім.</w:t>
       </w:r>
     </w:p>
     <w:p>
@@ -6307,17 +6423,21 @@
       </w:pPr>
       <w:r>
         <w:rPr>
-          <w:rFonts w:ascii="Times New Roman" w:hAnsi="Times New Roman"/>
-          <w:i/>
-          <w:color w:val="FF4400"/>
-          <w:sz w:val="24"/>
-        </w:rPr>
-        <w:t>Священик:</w:t>
-      </w:r>
-      <w:r>
-        <w:rPr>
-          <w:rFonts w:ascii="Times New Roman" w:hAnsi="Times New Roman"/>
-          <w:sz w:val="24"/>
+          <w:rFonts w:ascii="Times New Roman" w:cs="Times New Roman" w:eastAsia="Times New Roman" w:hAnsi="Times New Roman"/>
+          <w:i w:val="1"/>
+          <w:color w:val="ff0000"/>
+          <w:sz w:val="24"/>
+          <w:szCs w:val="24"/>
+          <w:rtl w:val="0"/>
+        </w:rPr>
+        <w:t xml:space="preserve">Священик:</w:t>
+      </w:r>
+      <w:r>
+        <w:rPr>
+          <w:rFonts w:ascii="Times New Roman" w:cs="Times New Roman" w:eastAsia="Times New Roman" w:hAnsi="Times New Roman"/>
+          <w:sz w:val="24"/>
+          <w:szCs w:val="24"/>
+          <w:rtl w:val="0"/>
         </w:rPr>
         <w:t xml:space="preserve"> Бо милостивий і чоловіколюбець Бог єси, і тобі славу возсилаємо: Отцю, і Сину, і Святому Духові, нині і повсякчас, і на віки віків.</w:t>
       </w:r>
@@ -7224,19 +7344,33 @@
       </w:pPr>
       <w:r>
         <w:rPr>
-          <w:rFonts w:ascii="Times New Roman" w:hAnsi="Times New Roman"/>
-          <w:i/>
-          <w:color w:val="FF4400"/>
-          <w:sz w:val="24"/>
-        </w:rPr>
-        <w:t>Священик:</w:t>
-      </w:r>
-      <w:r>
-        <w:rPr>
-          <w:rFonts w:ascii="Times New Roman" w:hAnsi="Times New Roman"/>
-          <w:sz w:val="24"/>
-        </w:rPr>
-        <w:t xml:space="preserve"> Бо ти Бог милости, ласк і чоловіколюбности, і тобі славу віддаємо: Отцю, і Сину, і Святому Духові, нині і повсякчас, і на віки віків.</w:t>
+          <w:rFonts w:ascii="Times New Roman" w:cs="Times New Roman" w:eastAsia="Times New Roman" w:hAnsi="Times New Roman"/>
+          <w:i w:val="1"/>
+          <w:color w:val="ff0000"/>
+          <w:sz w:val="24"/>
+          <w:szCs w:val="24"/>
+          <w:rtl w:val="0"/>
+        </w:rPr>
+        <w:t xml:space="preserve">Священик:</w:t>
+      </w:r>
+      <w:r>
+        <w:rPr>
+          <w:rFonts w:ascii="Times New Roman" w:cs="Times New Roman" w:eastAsia="Times New Roman" w:hAnsi="Times New Roman"/>
+          <w:color w:val="ff0000"/>
+          <w:sz w:val="24"/>
+          <w:szCs w:val="24"/>
+          <w:rtl w:val="0"/>
+        </w:rPr>
+        <w:t xml:space="preserve"> </w:t>
+      </w:r>
+      <w:r>
+        <w:rPr>
+          <w:rFonts w:ascii="Times New Roman" w:cs="Times New Roman" w:eastAsia="Times New Roman" w:hAnsi="Times New Roman"/>
+          <w:sz w:val="24"/>
+          <w:szCs w:val="24"/>
+          <w:rtl w:val="0"/>
+        </w:rPr>
+        <w:t xml:space="preserve">Бо ти Бог милости, ласк і чоловіколюбности, і тобі славу віддаємо: Отцю, і Сину, і Святому Духові, нині і повсякчас, і на віки віків.</w:t>
       </w:r>
     </w:p>
     <w:p>
@@ -7292,19 +7426,33 @@
       </w:pPr>
       <w:r>
         <w:rPr>
-          <w:rFonts w:ascii="Times New Roman" w:hAnsi="Times New Roman"/>
-          <w:i/>
-          <w:color w:val="FF4400"/>
-          <w:sz w:val="24"/>
-        </w:rPr>
-        <w:t>Священик:</w:t>
-      </w:r>
-      <w:r>
-        <w:rPr>
-          <w:rFonts w:ascii="Times New Roman" w:hAnsi="Times New Roman"/>
-          <w:sz w:val="24"/>
-        </w:rPr>
-        <w:t xml:space="preserve"> Мир всім.</w:t>
+          <w:rFonts w:ascii="Times New Roman" w:cs="Times New Roman" w:eastAsia="Times New Roman" w:hAnsi="Times New Roman"/>
+          <w:i w:val="1"/>
+          <w:color w:val="ff0000"/>
+          <w:sz w:val="24"/>
+          <w:szCs w:val="24"/>
+          <w:rtl w:val="0"/>
+        </w:rPr>
+        <w:t xml:space="preserve">Священик:</w:t>
+      </w:r>
+      <w:r>
+        <w:rPr>
+          <w:rFonts w:ascii="Times New Roman" w:cs="Times New Roman" w:eastAsia="Times New Roman" w:hAnsi="Times New Roman"/>
+          <w:color w:val="ff0000"/>
+          <w:sz w:val="24"/>
+          <w:szCs w:val="24"/>
+          <w:rtl w:val="0"/>
+        </w:rPr>
+        <w:t xml:space="preserve"> </w:t>
+      </w:r>
+      <w:r>
+        <w:rPr>
+          <w:rFonts w:ascii="Times New Roman" w:cs="Times New Roman" w:eastAsia="Times New Roman" w:hAnsi="Times New Roman"/>
+          <w:sz w:val="24"/>
+          <w:szCs w:val="24"/>
+          <w:rtl w:val="0"/>
+        </w:rPr>
+        <w:t xml:space="preserve">Мир всім.</w:t>
       </w:r>
     </w:p>
     <w:p>
@@ -7452,19 +7600,33 @@
       </w:pPr>
       <w:r>
         <w:rPr>
-          <w:rFonts w:ascii="Times New Roman" w:hAnsi="Times New Roman"/>
-          <w:i/>
-          <w:color w:val="FF4400"/>
-          <w:sz w:val="24"/>
-        </w:rPr>
-        <w:t>Священик:</w:t>
-      </w:r>
-      <w:r>
-        <w:rPr>
-          <w:rFonts w:ascii="Times New Roman" w:hAnsi="Times New Roman"/>
-          <w:sz w:val="24"/>
-        </w:rPr>
-        <w:t xml:space="preserve"> Нехай буде влада царства твого благословенна і дуже прославлена: Отця, і Сина, і Святого Духа, нині і повсякчас, і на віки віків.</w:t>
+          <w:rFonts w:ascii="Times New Roman" w:cs="Times New Roman" w:eastAsia="Times New Roman" w:hAnsi="Times New Roman"/>
+          <w:i w:val="1"/>
+          <w:color w:val="ff0000"/>
+          <w:sz w:val="24"/>
+          <w:szCs w:val="24"/>
+          <w:rtl w:val="0"/>
+        </w:rPr>
+        <w:t xml:space="preserve">Священик:</w:t>
+      </w:r>
+      <w:r>
+        <w:rPr>
+          <w:rFonts w:ascii="Times New Roman" w:cs="Times New Roman" w:eastAsia="Times New Roman" w:hAnsi="Times New Roman"/>
+          <w:color w:val="ff0000"/>
+          <w:sz w:val="24"/>
+          <w:szCs w:val="24"/>
+          <w:rtl w:val="0"/>
+        </w:rPr>
+        <w:t xml:space="preserve"> </w:t>
+      </w:r>
+      <w:r>
+        <w:rPr>
+          <w:rFonts w:ascii="Times New Roman" w:cs="Times New Roman" w:eastAsia="Times New Roman" w:hAnsi="Times New Roman"/>
+          <w:sz w:val="24"/>
+          <w:szCs w:val="24"/>
+          <w:rtl w:val="0"/>
+        </w:rPr>
+        <w:t xml:space="preserve">Нехай буде влада царства твого благословенна і дуже прославлена: Отця, і Сина, і Святого Духа, нині і повсякчас, і на віки віків.</w:t>
       </w:r>
     </w:p>
     <w:p>
@@ -8125,17 +8287,21 @@
       </w:pPr>
       <w:r>
         <w:rPr>
-          <w:rFonts w:ascii="Times New Roman" w:hAnsi="Times New Roman"/>
-          <w:i/>
-          <w:color w:val="FF4400"/>
-          <w:sz w:val="24"/>
-        </w:rPr>
-        <w:t>Священик:</w:t>
-      </w:r>
-      <w:r>
-        <w:rPr>
-          <w:rFonts w:ascii="Times New Roman" w:hAnsi="Times New Roman"/>
-          <w:sz w:val="24"/>
+          <w:rFonts w:ascii="Times New Roman" w:cs="Times New Roman" w:eastAsia="Times New Roman" w:hAnsi="Times New Roman"/>
+          <w:i w:val="1"/>
+          <w:color w:val="ff0000"/>
+          <w:sz w:val="24"/>
+          <w:szCs w:val="24"/>
+          <w:rtl w:val="0"/>
+        </w:rPr>
+        <w:t xml:space="preserve">Священик:</w:t>
+      </w:r>
+      <w:r>
+        <w:rPr>
+          <w:rFonts w:ascii="Times New Roman" w:cs="Times New Roman" w:eastAsia="Times New Roman" w:hAnsi="Times New Roman"/>
+          <w:sz w:val="24"/>
+          <w:szCs w:val="24"/>
+          <w:rtl w:val="0"/>
         </w:rPr>
         <w:t xml:space="preserve"> Вислухай нас, Боже, Спасителю наш, уповання всіх кінців землі і тих, що на морі далеко, і, Милостивий, будь милостивим, Владико, до гріхів наших і помилуй нас. Бо милостивий і чоловіколюбець Бог єси, і Тобі славу возсилаємо, Отцю, і Сину, і Святому Духові, нині і повсякчас, і на віки віків.</w:t>
       </w:r>
@@ -8183,19 +8349,33 @@
       </w:pPr>
       <w:r>
         <w:rPr>
-          <w:rFonts w:ascii="Times New Roman" w:hAnsi="Times New Roman"/>
-          <w:i/>
-          <w:color w:val="FF4400"/>
-          <w:sz w:val="24"/>
-        </w:rPr>
-        <w:t>Священик:</w:t>
-      </w:r>
-      <w:r>
-        <w:rPr>
-          <w:rFonts w:ascii="Times New Roman" w:hAnsi="Times New Roman"/>
-          <w:sz w:val="24"/>
-        </w:rPr>
-        <w:t xml:space="preserve"> Мир всім.</w:t>
+          <w:rFonts w:ascii="Times New Roman" w:cs="Times New Roman" w:eastAsia="Times New Roman" w:hAnsi="Times New Roman"/>
+          <w:i w:val="1"/>
+          <w:color w:val="ff0000"/>
+          <w:sz w:val="24"/>
+          <w:szCs w:val="24"/>
+          <w:rtl w:val="0"/>
+        </w:rPr>
+        <w:t xml:space="preserve">Священик:</w:t>
+      </w:r>
+      <w:r>
+        <w:rPr>
+          <w:rFonts w:ascii="Times New Roman" w:cs="Times New Roman" w:eastAsia="Times New Roman" w:hAnsi="Times New Roman"/>
+          <w:i w:val="1"/>
+          <w:sz w:val="24"/>
+          <w:szCs w:val="24"/>
+          <w:rtl w:val="0"/>
+        </w:rPr>
+        <w:t xml:space="preserve"> </w:t>
+      </w:r>
+      <w:r>
+        <w:rPr>
+          <w:rFonts w:ascii="Times New Roman" w:cs="Times New Roman" w:eastAsia="Times New Roman" w:hAnsi="Times New Roman"/>
+          <w:sz w:val="24"/>
+          <w:szCs w:val="24"/>
+          <w:rtl w:val="0"/>
+        </w:rPr>
+        <w:t xml:space="preserve">Мир всім.</w:t>
       </w:r>
     </w:p>
     <w:p>
@@ -8292,36 +8472,71 @@
       </w:pPr>
       <w:r>
         <w:rPr>
-          <w:rFonts w:ascii="Times New Roman" w:hAnsi="Times New Roman"/>
-          <w:i/>
-          <w:color w:val="FF4400"/>
-          <w:sz w:val="24"/>
-        </w:rPr>
-        <w:t>Священик:</w:t>
-      </w:r>
-      <w:r>
-        <w:rPr>
-          <w:rFonts w:ascii="Times New Roman" w:hAnsi="Times New Roman"/>
-          <w:sz w:val="24"/>
-        </w:rPr>
-        <w:t xml:space="preserve"> Владико многомилостивий, Господи Ісусе Христе, Боже наш! Молитвами пречистої Владичиці нашої Богородиці і Приснодіви Марії, і святого (ім'я, </w:t>
-      </w:r>
-      <w:r>
-        <w:rPr>
-          <w:rFonts w:ascii="Times New Roman" w:hAnsi="Times New Roman"/>
-          <w:i/>
-          <w:color w:val="FF4400"/>
-          <w:sz w:val="24"/>
-        </w:rPr>
-        <w:t>якого є храм</w:t>
-      </w:r>
-      <w:r>
-        <w:rPr>
-          <w:rFonts w:ascii="Times New Roman" w:hAnsi="Times New Roman"/>
-          <w:sz w:val="24"/>
-        </w:rPr>
-        <w:t>)</w:t>
-      </w:r>
+          <w:rFonts w:ascii="Times New Roman" w:cs="Times New Roman" w:eastAsia="Times New Roman" w:hAnsi="Times New Roman"/>
+          <w:i w:val="1"/>
+          <w:color w:val="ff0000"/>
+          <w:sz w:val="24"/>
+          <w:szCs w:val="24"/>
+          <w:rtl w:val="0"/>
+        </w:rPr>
+        <w:t xml:space="preserve">Священик:</w:t>
+      </w:r>
+      <w:r>
+        <w:rPr>
+          <w:rFonts w:ascii="Times New Roman" w:cs="Times New Roman" w:eastAsia="Times New Roman" w:hAnsi="Times New Roman"/>
+          <w:sz w:val="24"/>
+          <w:szCs w:val="24"/>
+          <w:rtl w:val="0"/>
+        </w:rPr>
+        <w:t xml:space="preserve"> Владико многомилостивий, Господи Ісусе Христе, Боже наш! Молитвами пречистої Владичиці нашої Богородиці і Приснодіви Марії, і святого </w:t>
+      </w:r>
+      <w:r>
+        <w:rPr>
+          <w:rFonts w:ascii="Times New Roman" w:cs="Times New Roman" w:eastAsia="Times New Roman" w:hAnsi="Times New Roman"/>
+          <w:i w:val="1"/>
+          <w:sz w:val="24"/>
+          <w:szCs w:val="24"/>
+          <w:rtl w:val="0"/>
+        </w:rPr>
+        <w:t xml:space="preserve">(</w:t>
+      </w:r>
+      <w:r>
+        <w:rPr>
+          <w:rFonts w:ascii="Times New Roman" w:cs="Times New Roman" w:eastAsia="Times New Roman" w:hAnsi="Times New Roman"/>
+          <w:i w:val="1"/>
+          <w:color w:val="ff0000"/>
+          <w:sz w:val="24"/>
+          <w:szCs w:val="24"/>
+          <w:rtl w:val="0"/>
+        </w:rPr>
+        <w:t xml:space="preserve">ім'я, якого є храм</w:t>
+      </w:r>
+      <w:r>
+        <w:rPr>
+          <w:rFonts w:ascii="Times New Roman" w:cs="Times New Roman" w:eastAsia="Times New Roman" w:hAnsi="Times New Roman"/>
+          <w:i w:val="1"/>
+          <w:sz w:val="24"/>
+          <w:szCs w:val="24"/>
+          <w:rtl w:val="0"/>
+        </w:rPr>
+        <w:t xml:space="preserve">)</w:t>
+      </w:r>
+      <w:sdt>
+        <w:sdtPr>
+          <w:tag w:val="goog_rdk_6"/>
+        </w:sdtPr>
+        <w:sdtContent>
+          <w:r>
+            <w:rPr>
+              <w:rFonts w:ascii="Gungsuh" w:cs="Gungsuh" w:eastAsia="Gungsuh" w:hAnsi="Gungsuh"/>
+              <w:sz w:val="24"/>
+              <w:szCs w:val="24"/>
+              <w:rtl w:val="0"/>
+            </w:rPr>
+            <w:t xml:space="preserve"> і всіх святих, − приємну вчини молитву нашу, даруй нам прощення гріхів наших, покрий нас ласкою своєю, віджени від нас усякого ворога й супротивника. Втихомир наше життя, Господи, помилуй нас і світ твій, і спаси душі наші, як благий і чоловіколюбець.</w:t>
+          </w:r>
+        </w:sdtContent>
+      </w:sdt>
     </w:p>
     <w:p>
       <w:pPr>
@@ -8980,17 +9195,21 @@
       </w:pPr>
       <w:r>
         <w:rPr>
-          <w:rFonts w:ascii="Times New Roman" w:hAnsi="Times New Roman"/>
-          <w:i/>
-          <w:color w:val="FF4400"/>
-          <w:sz w:val="24"/>
-        </w:rPr>
-        <w:t>Священик:</w:t>
-      </w:r>
-      <w:r>
-        <w:rPr>
-          <w:rFonts w:ascii="Times New Roman" w:hAnsi="Times New Roman"/>
-          <w:sz w:val="24"/>
+          <w:rFonts w:ascii="Times New Roman" w:cs="Times New Roman" w:eastAsia="Times New Roman" w:hAnsi="Times New Roman"/>
+          <w:i w:val="1"/>
+          <w:color w:val="ff0000"/>
+          <w:sz w:val="24"/>
+          <w:szCs w:val="24"/>
+          <w:rtl w:val="0"/>
+        </w:rPr>
+        <w:t xml:space="preserve">Священик:</w:t>
+      </w:r>
+      <w:r>
+        <w:rPr>
+          <w:rFonts w:ascii="Times New Roman" w:cs="Times New Roman" w:eastAsia="Times New Roman" w:hAnsi="Times New Roman"/>
+          <w:sz w:val="24"/>
+          <w:szCs w:val="24"/>
+          <w:rtl w:val="0"/>
         </w:rPr>
         <w:t xml:space="preserve"> Бо твоє є царство, і сила, і слава, Отця, і Сина, і Святого Духа, нині і повсякчас, і на віки віків.</w:t>
       </w:r>
@@ -9264,19 +9483,38 @@
       </w:pPr>
       <w:r>
         <w:rPr>
-          <w:rFonts w:ascii="Times New Roman" w:hAnsi="Times New Roman"/>
-          <w:i/>
-          <w:color w:val="FF4400"/>
-          <w:sz w:val="24"/>
-        </w:rPr>
-        <w:t>Священик:</w:t>
-      </w:r>
-      <w:r>
-        <w:rPr>
-          <w:rFonts w:ascii="Times New Roman" w:hAnsi="Times New Roman"/>
-          <w:sz w:val="24"/>
-        </w:rPr>
-        <w:t xml:space="preserve"> Господи Ісусе Христе, Боже наш, що благословив п'ять хлібів і п'ять тисяч народу нагодував! Сам благослови † і хліби ці †, пшеницю †, вино † і оливу, і умножи їх у цім місті (селі, обителі) і по всім світі твоїм, та й вірних, що споживають їх, освяти. Бо ти благословиш і освячуєш усе, Христе Боже наш, і тобі славу віддаємо із споконвічним Отцем твоїм, із всесвятим, ласкавим і животворящим твоїм Духом, нині і повсякчас, і на віки віків.</w:t>
+          <w:rFonts w:ascii="Times New Roman" w:cs="Times New Roman" w:eastAsia="Times New Roman" w:hAnsi="Times New Roman"/>
+          <w:i w:val="1"/>
+          <w:color w:val="ff0000"/>
+          <w:sz w:val="24"/>
+          <w:szCs w:val="24"/>
+          <w:rtl w:val="0"/>
+        </w:rPr>
+        <w:t xml:space="preserve">Священик</w:t>
+      </w:r>
+      <w:r>
+        <w:rPr>
+          <w:rFonts w:ascii="Times New Roman" w:cs="Times New Roman" w:eastAsia="Times New Roman" w:hAnsi="Times New Roman"/>
+          <w:color w:val="ff0000"/>
+          <w:sz w:val="24"/>
+          <w:szCs w:val="24"/>
+          <w:rtl w:val="0"/>
+        </w:rPr>
+        <w:t xml:space="preserve">: </w:t>
+      </w:r>
+      <w:r>
+        <w:rPr>
+          <w:rFonts w:ascii="Times New Roman" w:cs="Times New Roman" w:eastAsia="Times New Roman" w:hAnsi="Times New Roman"/>
+          <w:sz w:val="24"/>
+          <w:szCs w:val="24"/>
+          <w:rtl w:val="0"/>
+        </w:rPr>
+        <w:t xml:space="preserve">Господи Ісусе Христе, Боже наш, що благословив п'ять хлібів і п'ять тисяч народу нагодував! Сам благослови † і хліби ці †, пшеницю †, вино † і оливу, і умножи їх у цім місті (селі, обителі) і по всім світі твоїм, та й вірних, що споживають їх, освяти. Бо ти благословиш і освячуєш усе, Христе Боже наш, і тобі славу віддаємо із споконвічним Отцем твоїм, із всесвятим, ласкавим і животворящим твоїм Духом, нині і повсякчас, і на віки віків.</w:t>
+      </w:r>
+      <w:r>
+        <w:rPr>
+          <w:rtl w:val="0"/>
+        </w:rPr>
       </w:r>
     </w:p>
     <w:p>
@@ -9606,17 +9844,21 @@
       </w:pPr>
       <w:r>
         <w:rPr>
-          <w:rFonts w:ascii="Times New Roman" w:hAnsi="Times New Roman"/>
-          <w:i/>
-          <w:color w:val="FF4400"/>
-          <w:sz w:val="24"/>
-        </w:rPr>
-        <w:t>Священик:</w:t>
-      </w:r>
-      <w:r>
-        <w:rPr>
-          <w:rFonts w:ascii="Times New Roman" w:hAnsi="Times New Roman"/>
-          <w:sz w:val="24"/>
+          <w:rFonts w:ascii="Times New Roman" w:cs="Times New Roman" w:eastAsia="Times New Roman" w:hAnsi="Times New Roman"/>
+          <w:i w:val="1"/>
+          <w:color w:val="ff0000"/>
+          <w:sz w:val="24"/>
+          <w:szCs w:val="24"/>
+          <w:rtl w:val="0"/>
+        </w:rPr>
+        <w:t xml:space="preserve">Священик:</w:t>
+      </w:r>
+      <w:r>
+        <w:rPr>
+          <w:rFonts w:ascii="Times New Roman" w:cs="Times New Roman" w:eastAsia="Times New Roman" w:hAnsi="Times New Roman"/>
+          <w:sz w:val="24"/>
+          <w:szCs w:val="24"/>
+          <w:rtl w:val="0"/>
         </w:rPr>
         <w:t xml:space="preserve"> Благословення Господнє на вас, з його благодаттю і чоловіколюб'ям, завжди, нині і повсякчас, і на віки віків.</w:t>
       </w:r>
@@ -9775,19 +10017,33 @@
       </w:pPr>
       <w:r>
         <w:rPr>
-          <w:rFonts w:ascii="Times New Roman" w:hAnsi="Times New Roman"/>
-          <w:i/>
-          <w:color w:val="FF4400"/>
-          <w:sz w:val="24"/>
-        </w:rPr>
-        <w:t>Священик:</w:t>
-      </w:r>
-      <w:r>
-        <w:rPr>
-          <w:rFonts w:ascii="Times New Roman" w:hAnsi="Times New Roman"/>
-          <w:sz w:val="24"/>
-        </w:rPr>
-        <w:t xml:space="preserve"> Благословенний Христос, Бог наш, завжди, нині і повсякчас, і на віки віків.</w:t>
+          <w:rFonts w:ascii="Times New Roman" w:cs="Times New Roman" w:eastAsia="Times New Roman" w:hAnsi="Times New Roman"/>
+          <w:i w:val="1"/>
+          <w:color w:val="ff0000"/>
+          <w:sz w:val="24"/>
+          <w:szCs w:val="24"/>
+          <w:rtl w:val="0"/>
+        </w:rPr>
+        <w:t xml:space="preserve">Священик:</w:t>
+      </w:r>
+      <w:r>
+        <w:rPr>
+          <w:rFonts w:ascii="Times New Roman" w:cs="Times New Roman" w:eastAsia="Times New Roman" w:hAnsi="Times New Roman"/>
+          <w:color w:val="ff0000"/>
+          <w:sz w:val="24"/>
+          <w:szCs w:val="24"/>
+          <w:rtl w:val="0"/>
+        </w:rPr>
+        <w:t xml:space="preserve"> </w:t>
+      </w:r>
+      <w:r>
+        <w:rPr>
+          <w:rFonts w:ascii="Times New Roman" w:cs="Times New Roman" w:eastAsia="Times New Roman" w:hAnsi="Times New Roman"/>
+          <w:sz w:val="24"/>
+          <w:szCs w:val="24"/>
+          <w:rtl w:val="0"/>
+        </w:rPr>
+        <w:t xml:space="preserve">Благословенний Христос, Бог наш, завжди, нині і повсякчас, і на віки віків.</w:t>
       </w:r>
     </w:p>
     <w:p>
@@ -9843,19 +10099,33 @@
       </w:pPr>
       <w:r>
         <w:rPr>
-          <w:rFonts w:ascii="Times New Roman" w:hAnsi="Times New Roman"/>
-          <w:i/>
-          <w:color w:val="FF4400"/>
-          <w:sz w:val="24"/>
-        </w:rPr>
-        <w:t>Священик:</w:t>
-      </w:r>
-      <w:r>
-        <w:rPr>
-          <w:rFonts w:ascii="Times New Roman" w:hAnsi="Times New Roman"/>
-          <w:sz w:val="24"/>
-        </w:rPr>
-        <w:t xml:space="preserve"> Пресвята Богородице, спаси нас.</w:t>
+          <w:rFonts w:ascii="Times New Roman" w:cs="Times New Roman" w:eastAsia="Times New Roman" w:hAnsi="Times New Roman"/>
+          <w:i w:val="1"/>
+          <w:color w:val="ff0000"/>
+          <w:sz w:val="24"/>
+          <w:szCs w:val="24"/>
+          <w:rtl w:val="0"/>
+        </w:rPr>
+        <w:t xml:space="preserve">Священик:</w:t>
+      </w:r>
+      <w:r>
+        <w:rPr>
+          <w:rFonts w:ascii="Times New Roman" w:cs="Times New Roman" w:eastAsia="Times New Roman" w:hAnsi="Times New Roman"/>
+          <w:color w:val="ff0000"/>
+          <w:sz w:val="24"/>
+          <w:szCs w:val="24"/>
+          <w:rtl w:val="0"/>
+        </w:rPr>
+        <w:t xml:space="preserve"> </w:t>
+      </w:r>
+      <w:r>
+        <w:rPr>
+          <w:rFonts w:ascii="Times New Roman" w:cs="Times New Roman" w:eastAsia="Times New Roman" w:hAnsi="Times New Roman"/>
+          <w:sz w:val="24"/>
+          <w:szCs w:val="24"/>
+          <w:rtl w:val="0"/>
+        </w:rPr>
+        <w:t xml:space="preserve">Пресвята Богородице, спаси нас.</w:t>
       </w:r>
     </w:p>
     <w:p>
@@ -9901,19 +10171,33 @@
       </w:pPr>
       <w:r>
         <w:rPr>
-          <w:rFonts w:ascii="Times New Roman" w:hAnsi="Times New Roman"/>
-          <w:i/>
-          <w:color w:val="FF4400"/>
-          <w:sz w:val="24"/>
-        </w:rPr>
-        <w:t>Священик:</w:t>
-      </w:r>
-      <w:r>
-        <w:rPr>
-          <w:rFonts w:ascii="Times New Roman" w:hAnsi="Times New Roman"/>
-          <w:sz w:val="24"/>
-        </w:rPr>
-        <w:t xml:space="preserve"> Слава тобі, Христе Боже, надіє наша, слава тобі!</w:t>
+          <w:rFonts w:ascii="Times New Roman" w:cs="Times New Roman" w:eastAsia="Times New Roman" w:hAnsi="Times New Roman"/>
+          <w:i w:val="1"/>
+          <w:color w:val="ff0000"/>
+          <w:sz w:val="24"/>
+          <w:szCs w:val="24"/>
+          <w:rtl w:val="0"/>
+        </w:rPr>
+        <w:t xml:space="preserve">Священик:</w:t>
+      </w:r>
+      <w:r>
+        <w:rPr>
+          <w:rFonts w:ascii="Times New Roman" w:cs="Times New Roman" w:eastAsia="Times New Roman" w:hAnsi="Times New Roman"/>
+          <w:color w:val="ff0000"/>
+          <w:sz w:val="24"/>
+          <w:szCs w:val="24"/>
+          <w:rtl w:val="0"/>
+        </w:rPr>
+        <w:t xml:space="preserve"> </w:t>
+      </w:r>
+      <w:r>
+        <w:rPr>
+          <w:rFonts w:ascii="Times New Roman" w:cs="Times New Roman" w:eastAsia="Times New Roman" w:hAnsi="Times New Roman"/>
+          <w:sz w:val="24"/>
+          <w:szCs w:val="24"/>
+          <w:rtl w:val="0"/>
+        </w:rPr>
+        <w:t xml:space="preserve">Слава тобі, Христе Боже, надіє наша, слава тобі!</w:t>
       </w:r>
     </w:p>
     <w:p>
@@ -9978,37 +10262,54 @@
       </w:r>
     </w:p>
     <w:p>
-      <w:r>
-        <w:rPr>
-          <w:rFonts w:ascii="Times New Roman" w:hAnsi="Times New Roman"/>
-          <w:i/>
-          <w:color w:val="FF4400"/>
-          <w:sz w:val="24"/>
-        </w:rPr>
-        <w:t>Священик:</w:t>
-      </w:r>
-      <w:r>
-        <w:rPr>
-          <w:rFonts w:ascii="Times New Roman" w:hAnsi="Times New Roman"/>
-          <w:sz w:val="24"/>
-        </w:rPr>
-        <w:t xml:space="preserve"> Христос, що воскрес із мертвих, істинний Бог наш - молитвами пречистої Своєї Матері, святих славних і всехвальних апостолів, святого, </w:t>
-      </w:r>
-      <w:r>
-        <w:rPr>
-          <w:rFonts w:ascii="Times New Roman" w:hAnsi="Times New Roman"/>
-          <w:i/>
-          <w:color w:val="FF4400"/>
-          <w:sz w:val="24"/>
-        </w:rPr>
-        <w:t>якого є храм</w:t>
-      </w:r>
-      <w:r>
-        <w:rPr>
-          <w:rFonts w:ascii="Times New Roman" w:hAnsi="Times New Roman"/>
-          <w:sz w:val="24"/>
-        </w:rPr>
-        <w:t>, святої мучениці Агрипіни і всіх святих - помилує і спасе нас як благий і людинолюбний.</w:t>
+      <w:pPr>
+        <w:spacing w:after="120" w:lineRule="auto"/>
+        <w:jc w:val="both"/>
+        <w:rPr>
+          <w:rFonts w:ascii="Times New Roman" w:cs="Times New Roman" w:eastAsia="Times New Roman" w:hAnsi="Times New Roman"/>
+          <w:sz w:val="24"/>
+          <w:szCs w:val="24"/>
+        </w:rPr>
+      </w:pPr>
+      <w:r>
+        <w:rPr>
+          <w:rFonts w:ascii="Times New Roman" w:cs="Times New Roman" w:eastAsia="Times New Roman" w:hAnsi="Times New Roman"/>
+          <w:i w:val="1"/>
+          <w:color w:val="ff0000"/>
+          <w:sz w:val="24"/>
+          <w:szCs w:val="24"/>
+          <w:rtl w:val="0"/>
+        </w:rPr>
+        <w:t xml:space="preserve">Священик:</w:t>
+      </w:r>
+      <w:r>
+        <w:rPr>
+          <w:rFonts w:ascii="Times New Roman" w:cs="Times New Roman" w:eastAsia="Times New Roman" w:hAnsi="Times New Roman"/>
+          <w:sz w:val="24"/>
+          <w:szCs w:val="24"/>
+          <w:rtl w:val="0"/>
+        </w:rPr>
+        <w:t xml:space="preserve"> Христос, істинний Бог наш, що у вогненних язиках зіслав з неба Пресвятого Духа на святих своїх учнів і апостолів, молитвами пречистої своєї Матері, святих славних і всехвальних апостолів і святого </w:t>
+      </w:r>
+      <w:r>
+        <w:rPr>
+          <w:rFonts w:ascii="Times New Roman" w:cs="Times New Roman" w:eastAsia="Times New Roman" w:hAnsi="Times New Roman"/>
+          <w:i w:val="1"/>
+          <w:color w:val="ff0000"/>
+          <w:sz w:val="24"/>
+          <w:szCs w:val="24"/>
+          <w:rtl w:val="0"/>
+        </w:rPr>
+        <w:t xml:space="preserve">(ім'я, якого є храм)</w:t>
+      </w:r>
+      <w:r>
+        <w:rPr>
+          <w:rFonts w:ascii="Times New Roman" w:cs="Times New Roman" w:eastAsia="Times New Roman" w:hAnsi="Times New Roman"/>
+          <w:sz w:val="24"/>
+          <w:szCs w:val="24"/>
+          <w:rtl w:val="0"/>
+        </w:rPr>
+        <w:t xml:space="preserve">, і всіх святих, помилує і спасе нас, як благий і чоловіколюбець.</w:t>
       </w:r>
     </w:p>
     <w:p>
@@ -10201,19 +10502,33 @@
       </w:pPr>
       <w:r>
         <w:rPr>
-          <w:rFonts w:ascii="Times New Roman" w:hAnsi="Times New Roman"/>
-          <w:i/>
-          <w:color w:val="FF4400"/>
-          <w:sz w:val="24"/>
-        </w:rPr>
-        <w:t>Священик:</w:t>
-      </w:r>
-      <w:r>
-        <w:rPr>
-          <w:rFonts w:ascii="Times New Roman" w:hAnsi="Times New Roman"/>
-          <w:sz w:val="24"/>
-        </w:rPr>
-        <w:t xml:space="preserve"> Слава святій, одноістотній, животворящій і нероздільній Тройці, завжди, нині і повсякчас, і на віки віків.</w:t>
+          <w:rFonts w:ascii="Times New Roman" w:cs="Times New Roman" w:eastAsia="Times New Roman" w:hAnsi="Times New Roman"/>
+          <w:i w:val="1"/>
+          <w:color w:val="ff0000"/>
+          <w:sz w:val="24"/>
+          <w:szCs w:val="24"/>
+          <w:rtl w:val="0"/>
+        </w:rPr>
+        <w:t xml:space="preserve">Священик:</w:t>
+      </w:r>
+      <w:r>
+        <w:rPr>
+          <w:rFonts w:ascii="Times New Roman" w:cs="Times New Roman" w:eastAsia="Times New Roman" w:hAnsi="Times New Roman"/>
+          <w:color w:val="ff0000"/>
+          <w:sz w:val="24"/>
+          <w:szCs w:val="24"/>
+          <w:rtl w:val="0"/>
+        </w:rPr>
+        <w:t xml:space="preserve"> </w:t>
+      </w:r>
+      <w:r>
+        <w:rPr>
+          <w:rFonts w:ascii="Times New Roman" w:cs="Times New Roman" w:eastAsia="Times New Roman" w:hAnsi="Times New Roman"/>
+          <w:sz w:val="24"/>
+          <w:szCs w:val="24"/>
+          <w:rtl w:val="0"/>
+        </w:rPr>
+        <w:t xml:space="preserve">Слава святій, одноістотній, животворящій і нероздільній Тройці, завжди, нині і повсякчас, і на віки віків.</w:t>
       </w:r>
     </w:p>
     <w:p>
@@ -14049,17 +14364,21 @@
       </w:pPr>
       <w:r>
         <w:rPr>
-          <w:rFonts w:ascii="Times New Roman" w:hAnsi="Times New Roman"/>
-          <w:i/>
-          <w:color w:val="FF4400"/>
-          <w:sz w:val="24"/>
-        </w:rPr>
-        <w:t>Священик:</w:t>
-      </w:r>
-      <w:r>
-        <w:rPr>
-          <w:rFonts w:ascii="Times New Roman" w:hAnsi="Times New Roman"/>
-          <w:sz w:val="24"/>
+          <w:rFonts w:ascii="Times New Roman" w:cs="Times New Roman" w:eastAsia="Times New Roman" w:hAnsi="Times New Roman"/>
+          <w:i w:val="1"/>
+          <w:color w:val="ff0000"/>
+          <w:sz w:val="24"/>
+          <w:szCs w:val="24"/>
+          <w:rtl w:val="0"/>
+        </w:rPr>
+        <w:t xml:space="preserve">Священик:</w:t>
+      </w:r>
+      <w:r>
+        <w:rPr>
+          <w:rFonts w:ascii="Times New Roman" w:cs="Times New Roman" w:eastAsia="Times New Roman" w:hAnsi="Times New Roman"/>
+          <w:sz w:val="24"/>
+          <w:szCs w:val="24"/>
+          <w:rtl w:val="0"/>
         </w:rPr>
         <w:t xml:space="preserve"> Бо тобі належить усяка слава, честь і поклоніння, Отцю, і Сину, і Святому Духові, нині і повсякчас, і на віки віків.</w:t>
       </w:r>
@@ -14756,19 +15075,33 @@
       </w:pPr>
       <w:r>
         <w:rPr>
-          <w:rFonts w:ascii="Times New Roman" w:hAnsi="Times New Roman"/>
-          <w:i/>
-          <w:color w:val="FF4400"/>
-          <w:sz w:val="24"/>
-        </w:rPr>
-        <w:t>Священик:</w:t>
-      </w:r>
-      <w:r>
-        <w:rPr>
-          <w:rFonts w:ascii="Times New Roman" w:hAnsi="Times New Roman"/>
-          <w:sz w:val="24"/>
-        </w:rPr>
-        <w:t xml:space="preserve"> Бо Твоя влада і Твоє єсть царство і сила, і слава Отця, і Сина, і Святого Духа, нині і повсякчас, і на віки віків.</w:t>
+          <w:rFonts w:ascii="Times New Roman" w:cs="Times New Roman" w:eastAsia="Times New Roman" w:hAnsi="Times New Roman"/>
+          <w:i w:val="1"/>
+          <w:color w:val="ff0000"/>
+          <w:sz w:val="24"/>
+          <w:szCs w:val="24"/>
+          <w:rtl w:val="0"/>
+        </w:rPr>
+        <w:t xml:space="preserve">Священик: </w:t>
+      </w:r>
+      <w:r>
+        <w:rPr>
+          <w:rFonts w:ascii="Times New Roman" w:cs="Times New Roman" w:eastAsia="Times New Roman" w:hAnsi="Times New Roman"/>
+          <w:color w:val="000000"/>
+          <w:sz w:val="24"/>
+          <w:szCs w:val="24"/>
+          <w:rtl w:val="0"/>
+        </w:rPr>
+        <w:t xml:space="preserve">Бо Твоя влада і Твоє єсть царство і сила, і слава Отця, і Сина, і Святого Духа</w:t>
+      </w:r>
+      <w:r>
+        <w:rPr>
+          <w:rFonts w:ascii="Times New Roman" w:cs="Times New Roman" w:eastAsia="Times New Roman" w:hAnsi="Times New Roman"/>
+          <w:sz w:val="24"/>
+          <w:szCs w:val="24"/>
+          <w:rtl w:val="0"/>
+        </w:rPr>
+        <w:t xml:space="preserve">, нині і повсякчас, і на віки віків.</w:t>
       </w:r>
     </w:p>
     <w:p>
@@ -15210,19 +15543,33 @@
       </w:pPr>
       <w:r>
         <w:rPr>
-          <w:rFonts w:ascii="Times New Roman" w:hAnsi="Times New Roman"/>
-          <w:i/>
-          <w:color w:val="FF4400"/>
-          <w:sz w:val="24"/>
-        </w:rPr>
-        <w:t>Священик:</w:t>
-      </w:r>
-      <w:r>
-        <w:rPr>
-          <w:rFonts w:ascii="Times New Roman" w:hAnsi="Times New Roman"/>
-          <w:sz w:val="24"/>
-        </w:rPr>
-        <w:t xml:space="preserve"> Бо Ти благий і Чоловіколюбець Бог єси і Тобі славу возсилаємо Отцю, і Сину, і Святому Духові, нині і повсякчас, і на віки віків.</w:t>
+          <w:rFonts w:ascii="Times New Roman" w:cs="Times New Roman" w:eastAsia="Times New Roman" w:hAnsi="Times New Roman"/>
+          <w:i w:val="1"/>
+          <w:color w:val="ff0000"/>
+          <w:sz w:val="24"/>
+          <w:szCs w:val="24"/>
+          <w:rtl w:val="0"/>
+        </w:rPr>
+        <w:t xml:space="preserve">Священик: </w:t>
+      </w:r>
+      <w:r>
+        <w:rPr>
+          <w:rFonts w:ascii="Times New Roman" w:cs="Times New Roman" w:eastAsia="Times New Roman" w:hAnsi="Times New Roman"/>
+          <w:color w:val="000000"/>
+          <w:sz w:val="24"/>
+          <w:szCs w:val="24"/>
+          <w:rtl w:val="0"/>
+        </w:rPr>
+        <w:t xml:space="preserve">Бо Ти благий і Чоловіколюбець Бог єси і Тобі славу возсилаємо Отцю, і Сину, і Святому Духові</w:t>
+      </w:r>
+      <w:r>
+        <w:rPr>
+          <w:rFonts w:ascii="Times New Roman" w:cs="Times New Roman" w:eastAsia="Times New Roman" w:hAnsi="Times New Roman"/>
+          <w:sz w:val="24"/>
+          <w:szCs w:val="24"/>
+          <w:rtl w:val="0"/>
+        </w:rPr>
+        <w:t xml:space="preserve">, нині і повсякчас, і на віки віків.</w:t>
       </w:r>
     </w:p>
     <w:p>
@@ -16500,19 +16847,33 @@
       </w:pPr>
       <w:r>
         <w:rPr>
-          <w:rFonts w:ascii="Times New Roman" w:hAnsi="Times New Roman"/>
-          <w:i/>
-          <w:color w:val="FF4400"/>
-          <w:sz w:val="24"/>
-        </w:rPr>
-        <w:t>Священик:</w:t>
-      </w:r>
-      <w:r>
-        <w:rPr>
-          <w:rFonts w:ascii="Times New Roman" w:hAnsi="Times New Roman"/>
-          <w:sz w:val="24"/>
-        </w:rPr>
-        <w:t xml:space="preserve"> Бо благословилося і прославилося ім’я Твоє Отця, і Сина, і Святого Духа, нині і повсякчас, і на віки віків.</w:t>
+          <w:rFonts w:ascii="Times New Roman" w:cs="Times New Roman" w:eastAsia="Times New Roman" w:hAnsi="Times New Roman"/>
+          <w:i w:val="1"/>
+          <w:color w:val="ff0000"/>
+          <w:sz w:val="24"/>
+          <w:szCs w:val="24"/>
+          <w:rtl w:val="0"/>
+        </w:rPr>
+        <w:t xml:space="preserve">Священик: </w:t>
+      </w:r>
+      <w:r>
+        <w:rPr>
+          <w:rFonts w:ascii="Times New Roman" w:cs="Times New Roman" w:eastAsia="Times New Roman" w:hAnsi="Times New Roman"/>
+          <w:color w:val="000000"/>
+          <w:sz w:val="24"/>
+          <w:szCs w:val="24"/>
+          <w:rtl w:val="0"/>
+        </w:rPr>
+        <w:t xml:space="preserve">Бо благословилося і прославилося ім’я Твоє Отця, і Сина, і Святого Духа</w:t>
+      </w:r>
+      <w:r>
+        <w:rPr>
+          <w:rFonts w:ascii="Times New Roman" w:cs="Times New Roman" w:eastAsia="Times New Roman" w:hAnsi="Times New Roman"/>
+          <w:sz w:val="24"/>
+          <w:szCs w:val="24"/>
+          <w:rtl w:val="0"/>
+        </w:rPr>
+        <w:t xml:space="preserve">, нині і повсякчас, і на віки віків.</w:t>
       </w:r>
     </w:p>
     <w:p>
@@ -16880,17 +17241,21 @@
       </w:pPr>
       <w:r>
         <w:rPr>
-          <w:rFonts w:ascii="Times New Roman" w:hAnsi="Times New Roman"/>
-          <w:i/>
-          <w:color w:val="FF4400"/>
-          <w:sz w:val="24"/>
-        </w:rPr>
-        <w:t>Священик:</w:t>
-      </w:r>
-      <w:r>
-        <w:rPr>
-          <w:rFonts w:ascii="Times New Roman" w:hAnsi="Times New Roman"/>
-          <w:sz w:val="24"/>
+          <w:rFonts w:ascii="Times New Roman" w:cs="Times New Roman" w:eastAsia="Times New Roman" w:hAnsi="Times New Roman"/>
+          <w:i w:val="1"/>
+          <w:color w:val="ff0000"/>
+          <w:sz w:val="24"/>
+          <w:szCs w:val="24"/>
+          <w:rtl w:val="0"/>
+        </w:rPr>
+        <w:t xml:space="preserve">Священик:</w:t>
+      </w:r>
+      <w:r>
+        <w:rPr>
+          <w:rFonts w:ascii="Times New Roman" w:cs="Times New Roman" w:eastAsia="Times New Roman" w:hAnsi="Times New Roman"/>
+          <w:sz w:val="24"/>
+          <w:szCs w:val="24"/>
+          <w:rtl w:val="0"/>
         </w:rPr>
         <w:t xml:space="preserve"> Мир всім.</w:t>
       </w:r>
@@ -17170,17 +17535,21 @@
       </w:pPr>
       <w:r>
         <w:rPr>
-          <w:rFonts w:ascii="Times New Roman" w:hAnsi="Times New Roman"/>
-          <w:i/>
-          <w:color w:val="FF4400"/>
-          <w:sz w:val="24"/>
-        </w:rPr>
-        <w:t>Священик:</w:t>
-      </w:r>
-      <w:r>
-        <w:rPr>
-          <w:rFonts w:ascii="Times New Roman" w:hAnsi="Times New Roman"/>
-          <w:sz w:val="24"/>
+          <w:rFonts w:ascii="Times New Roman" w:cs="Times New Roman" w:eastAsia="Times New Roman" w:hAnsi="Times New Roman"/>
+          <w:i w:val="1"/>
+          <w:color w:val="ff0000"/>
+          <w:sz w:val="24"/>
+          <w:szCs w:val="24"/>
+          <w:rtl w:val="0"/>
+        </w:rPr>
+        <w:t xml:space="preserve">Священик:</w:t>
+      </w:r>
+      <w:r>
+        <w:rPr>
+          <w:rFonts w:ascii="Times New Roman" w:cs="Times New Roman" w:eastAsia="Times New Roman" w:hAnsi="Times New Roman"/>
+          <w:sz w:val="24"/>
+          <w:szCs w:val="24"/>
+          <w:rtl w:val="0"/>
         </w:rPr>
         <w:t xml:space="preserve"> Бо ти святий єси, Боже наш, і в святині перебуваєш, і ми тобі славу віддаємо: Отцю, і Сину, і Святому Духові, нині і повсякчас, і на віки віків.</w:t>
       </w:r>
@@ -17498,19 +17867,33 @@
       </w:pPr>
       <w:r>
         <w:rPr>
-          <w:rFonts w:ascii="Times New Roman" w:hAnsi="Times New Roman"/>
-          <w:i/>
-          <w:color w:val="FF4400"/>
-          <w:sz w:val="24"/>
-        </w:rPr>
-        <w:t>Священик:</w:t>
-      </w:r>
-      <w:r>
-        <w:rPr>
-          <w:rFonts w:ascii="Times New Roman" w:hAnsi="Times New Roman"/>
-          <w:sz w:val="24"/>
-        </w:rPr>
-        <w:t xml:space="preserve"> Мир всім!</w:t>
+          <w:rFonts w:ascii="Times New Roman" w:cs="Times New Roman" w:eastAsia="Times New Roman" w:hAnsi="Times New Roman"/>
+          <w:i w:val="1"/>
+          <w:color w:val="ff0000"/>
+          <w:sz w:val="24"/>
+          <w:szCs w:val="24"/>
+          <w:rtl w:val="0"/>
+        </w:rPr>
+        <w:t xml:space="preserve">Священик:</w:t>
+      </w:r>
+      <w:r>
+        <w:rPr>
+          <w:rFonts w:ascii="Times New Roman" w:cs="Times New Roman" w:eastAsia="Times New Roman" w:hAnsi="Times New Roman"/>
+          <w:color w:val="ff0000"/>
+          <w:sz w:val="24"/>
+          <w:szCs w:val="24"/>
+          <w:rtl w:val="0"/>
+        </w:rPr>
+        <w:t xml:space="preserve"> </w:t>
+      </w:r>
+      <w:r>
+        <w:rPr>
+          <w:rFonts w:ascii="Times New Roman" w:cs="Times New Roman" w:eastAsia="Times New Roman" w:hAnsi="Times New Roman"/>
+          <w:sz w:val="24"/>
+          <w:szCs w:val="24"/>
+          <w:rtl w:val="0"/>
+        </w:rPr>
+        <w:t xml:space="preserve">Мир всім!</w:t>
       </w:r>
     </w:p>
     <w:p>
@@ -17556,19 +17939,53 @@
       </w:pPr>
       <w:r>
         <w:rPr>
-          <w:rFonts w:ascii="Times New Roman" w:hAnsi="Times New Roman"/>
-          <w:i/>
-          <w:color w:val="FF4400"/>
-          <w:sz w:val="24"/>
-        </w:rPr>
-        <w:t>Священик:</w:t>
-      </w:r>
-      <w:r>
-        <w:rPr>
-          <w:rFonts w:ascii="Times New Roman" w:hAnsi="Times New Roman"/>
-          <w:sz w:val="24"/>
-        </w:rPr>
-        <w:t xml:space="preserve"> Від Йоана святого Євангелія читання.</w:t>
+          <w:rFonts w:ascii="Times New Roman" w:cs="Times New Roman" w:eastAsia="Times New Roman" w:hAnsi="Times New Roman"/>
+          <w:i w:val="1"/>
+          <w:color w:val="ff0000"/>
+          <w:sz w:val="24"/>
+          <w:szCs w:val="24"/>
+          <w:rtl w:val="0"/>
+        </w:rPr>
+        <w:t xml:space="preserve">Священик:</w:t>
+      </w:r>
+      <w:r>
+        <w:rPr>
+          <w:rFonts w:ascii="Times New Roman" w:cs="Times New Roman" w:eastAsia="Times New Roman" w:hAnsi="Times New Roman"/>
+          <w:color w:val="ff0000"/>
+          <w:sz w:val="24"/>
+          <w:szCs w:val="24"/>
+          <w:rtl w:val="0"/>
+        </w:rPr>
+        <w:t xml:space="preserve"> </w:t>
+      </w:r>
+      <w:r>
+        <w:rPr>
+          <w:rFonts w:ascii="Times New Roman" w:cs="Times New Roman" w:eastAsia="Times New Roman" w:hAnsi="Times New Roman"/>
+          <w:sz w:val="24"/>
+          <w:szCs w:val="24"/>
+          <w:rtl w:val="0"/>
+        </w:rPr>
+        <w:t xml:space="preserve">Від </w:t>
+      </w:r>
+      <w:r>
+        <w:rPr>
+          <w:rFonts w:ascii="Times New Roman" w:cs="Times New Roman" w:eastAsia="Times New Roman" w:hAnsi="Times New Roman"/>
+          <w:i w:val="1"/>
+          <w:color w:val="ff0000"/>
+          <w:sz w:val="24"/>
+          <w:szCs w:val="24"/>
+          <w:rtl w:val="0"/>
+        </w:rPr>
+        <w:t xml:space="preserve">Йоана</w:t>
+      </w:r>
+      <w:r>
+        <w:rPr>
+          <w:rFonts w:ascii="Times New Roman" w:cs="Times New Roman" w:eastAsia="Times New Roman" w:hAnsi="Times New Roman"/>
+          <w:sz w:val="24"/>
+          <w:szCs w:val="24"/>
+          <w:rtl w:val="0"/>
+        </w:rPr>
+        <w:t xml:space="preserve"> святого Євангелія читання.</w:t>
       </w:r>
     </w:p>
     <w:p>
@@ -18581,19 +18998,33 @@
       </w:pPr>
       <w:r>
         <w:rPr>
-          <w:rFonts w:ascii="Times New Roman" w:hAnsi="Times New Roman"/>
-          <w:i/>
-          <w:color w:val="FF4400"/>
-          <w:sz w:val="24"/>
-        </w:rPr>
-        <w:t>Священик:</w:t>
-      </w:r>
-      <w:r>
-        <w:rPr>
-          <w:rFonts w:ascii="Times New Roman" w:hAnsi="Times New Roman"/>
-          <w:sz w:val="24"/>
-        </w:rPr>
-        <w:t xml:space="preserve"> Благодаттю і щедротами і чоловіколюб'ям єдинородного Сина твого, з яким ти благословенний єси, з пресвятим і благим і животворящим твоїм Духом, нині і повсякчас, і на віки віків.</w:t>
+          <w:rFonts w:ascii="Times New Roman" w:cs="Times New Roman" w:eastAsia="Times New Roman" w:hAnsi="Times New Roman"/>
+          <w:i w:val="1"/>
+          <w:color w:val="ff0000"/>
+          <w:sz w:val="24"/>
+          <w:szCs w:val="24"/>
+          <w:rtl w:val="0"/>
+        </w:rPr>
+        <w:t xml:space="preserve">Священик:</w:t>
+      </w:r>
+      <w:r>
+        <w:rPr>
+          <w:rFonts w:ascii="Times New Roman" w:cs="Times New Roman" w:eastAsia="Times New Roman" w:hAnsi="Times New Roman"/>
+          <w:color w:val="ff0000"/>
+          <w:sz w:val="24"/>
+          <w:szCs w:val="24"/>
+          <w:rtl w:val="0"/>
+        </w:rPr>
+        <w:t xml:space="preserve"> </w:t>
+      </w:r>
+      <w:r>
+        <w:rPr>
+          <w:rFonts w:ascii="Times New Roman" w:cs="Times New Roman" w:eastAsia="Times New Roman" w:hAnsi="Times New Roman"/>
+          <w:sz w:val="24"/>
+          <w:szCs w:val="24"/>
+          <w:rtl w:val="0"/>
+        </w:rPr>
+        <w:t xml:space="preserve">Благодаттю і щедротами і чоловіколюб'ям єдинородного Сина твого, з яким ти благословенний єси, з пресвятим і благим і животворящим твоїм Духом, нині і повсякчас, і на віки віків.</w:t>
       </w:r>
     </w:p>
     <w:p>
@@ -19498,19 +19929,33 @@
       </w:pPr>
       <w:r>
         <w:rPr>
-          <w:rFonts w:ascii="Times New Roman" w:hAnsi="Times New Roman"/>
-          <w:i/>
-          <w:color w:val="FF4400"/>
-          <w:sz w:val="24"/>
-        </w:rPr>
-        <w:t>Священик:</w:t>
-      </w:r>
-      <w:r>
-        <w:rPr>
-          <w:rFonts w:ascii="Times New Roman" w:hAnsi="Times New Roman"/>
-          <w:sz w:val="24"/>
-        </w:rPr>
-        <w:t xml:space="preserve"> Бо Ти Бог наш і Тобі славу возсилаємо: Отцю, і Сину, і Святому Духові, нині і повсякчас, і на віки віків.</w:t>
+          <w:rFonts w:ascii="Times New Roman" w:cs="Times New Roman" w:eastAsia="Times New Roman" w:hAnsi="Times New Roman"/>
+          <w:i w:val="1"/>
+          <w:color w:val="ff0000"/>
+          <w:sz w:val="24"/>
+          <w:szCs w:val="24"/>
+          <w:rtl w:val="0"/>
+        </w:rPr>
+        <w:t xml:space="preserve">Священик: </w:t>
+      </w:r>
+      <w:r>
+        <w:rPr>
+          <w:rFonts w:ascii="Times New Roman" w:cs="Times New Roman" w:eastAsia="Times New Roman" w:hAnsi="Times New Roman"/>
+          <w:color w:val="000000"/>
+          <w:sz w:val="24"/>
+          <w:szCs w:val="24"/>
+          <w:rtl w:val="0"/>
+        </w:rPr>
+        <w:t xml:space="preserve">Бо Ти Бог наш і Тобі славу возсилаємо: Отцю, і Сину, і Святому Духові</w:t>
+      </w:r>
+      <w:r>
+        <w:rPr>
+          <w:rFonts w:ascii="Times New Roman" w:cs="Times New Roman" w:eastAsia="Times New Roman" w:hAnsi="Times New Roman"/>
+          <w:sz w:val="24"/>
+          <w:szCs w:val="24"/>
+          <w:rtl w:val="0"/>
+        </w:rPr>
+        <w:t xml:space="preserve">, нині і повсякчас, і на віки віків.</w:t>
       </w:r>
     </w:p>
     <w:p>
@@ -20796,19 +21241,33 @@
       </w:pPr>
       <w:r>
         <w:rPr>
-          <w:rFonts w:ascii="Times New Roman" w:hAnsi="Times New Roman"/>
-          <w:i/>
-          <w:color w:val="FF4400"/>
-          <w:sz w:val="24"/>
-        </w:rPr>
-        <w:t>Священик:</w:t>
-      </w:r>
-      <w:r>
-        <w:rPr>
-          <w:rFonts w:ascii="Times New Roman" w:hAnsi="Times New Roman"/>
-          <w:sz w:val="24"/>
-        </w:rPr>
-        <w:t xml:space="preserve"> Бо Ти цар миру і Спас душ наших і Тобі славу возсилаємо: Отцю, і Сину, і Святому Духові, нині і повсякчас, і на віки віків.</w:t>
+          <w:rFonts w:ascii="Times New Roman" w:cs="Times New Roman" w:eastAsia="Times New Roman" w:hAnsi="Times New Roman"/>
+          <w:i w:val="1"/>
+          <w:color w:val="ff0000"/>
+          <w:sz w:val="24"/>
+          <w:szCs w:val="24"/>
+          <w:rtl w:val="0"/>
+        </w:rPr>
+        <w:t xml:space="preserve">Священик: </w:t>
+      </w:r>
+      <w:r>
+        <w:rPr>
+          <w:rFonts w:ascii="Times New Roman" w:cs="Times New Roman" w:eastAsia="Times New Roman" w:hAnsi="Times New Roman"/>
+          <w:color w:val="000000"/>
+          <w:sz w:val="24"/>
+          <w:szCs w:val="24"/>
+          <w:rtl w:val="0"/>
+        </w:rPr>
+        <w:t xml:space="preserve">Бо Ти цар миру і Спас душ наших і Тобі славу возсилаємо: Отцю, і Сину, і Святому Духові</w:t>
+      </w:r>
+      <w:r>
+        <w:rPr>
+          <w:rFonts w:ascii="Times New Roman" w:cs="Times New Roman" w:eastAsia="Times New Roman" w:hAnsi="Times New Roman"/>
+          <w:sz w:val="24"/>
+          <w:szCs w:val="24"/>
+          <w:rtl w:val="0"/>
+        </w:rPr>
+        <w:t xml:space="preserve">, нині і повсякчас, і на віки віків.</w:t>
       </w:r>
     </w:p>
     <w:p>
@@ -22517,19 +22976,33 @@
       </w:pPr>
       <w:r>
         <w:rPr>
-          <w:rFonts w:ascii="Times New Roman" w:hAnsi="Times New Roman"/>
-          <w:i/>
-          <w:color w:val="FF4400"/>
-          <w:sz w:val="24"/>
-        </w:rPr>
-        <w:t>Священик:</w:t>
-      </w:r>
-      <w:r>
-        <w:rPr>
-          <w:rFonts w:ascii="Times New Roman" w:hAnsi="Times New Roman"/>
-          <w:sz w:val="24"/>
-        </w:rPr>
-        <w:t xml:space="preserve"> Бо Тебе хвалять усі сили небесні і Тобі славу возсилаємо: Отцю, і Сину, і Святому Духові, нині і повсякчас, і на віки віків.</w:t>
+          <w:rFonts w:ascii="Times New Roman" w:cs="Times New Roman" w:eastAsia="Times New Roman" w:hAnsi="Times New Roman"/>
+          <w:i w:val="1"/>
+          <w:color w:val="ff0000"/>
+          <w:sz w:val="24"/>
+          <w:szCs w:val="24"/>
+          <w:rtl w:val="0"/>
+        </w:rPr>
+        <w:t xml:space="preserve">Священик: </w:t>
+      </w:r>
+      <w:r>
+        <w:rPr>
+          <w:rFonts w:ascii="Times New Roman" w:cs="Times New Roman" w:eastAsia="Times New Roman" w:hAnsi="Times New Roman"/>
+          <w:color w:val="000000"/>
+          <w:sz w:val="24"/>
+          <w:szCs w:val="24"/>
+          <w:rtl w:val="0"/>
+        </w:rPr>
+        <w:t xml:space="preserve">Бо Тебе хвалять усі сили небесні і Тобі славу возсилаємо: Отцю, і Сину, і Святому Духові</w:t>
+      </w:r>
+      <w:r>
+        <w:rPr>
+          <w:rFonts w:ascii="Times New Roman" w:cs="Times New Roman" w:eastAsia="Times New Roman" w:hAnsi="Times New Roman"/>
+          <w:sz w:val="24"/>
+          <w:szCs w:val="24"/>
+          <w:rtl w:val="0"/>
+        </w:rPr>
+        <w:t xml:space="preserve">, нині і повсякчас, і на віки віків.</w:t>
       </w:r>
     </w:p>
     <w:p>
@@ -23717,17 +24190,22 @@
       </w:pPr>
       <w:r>
         <w:rPr>
-          <w:rFonts w:ascii="Times New Roman" w:hAnsi="Times New Roman"/>
-          <w:i/>
-          <w:color w:val="FF4400"/>
-          <w:sz w:val="24"/>
-        </w:rPr>
-        <w:t>Священик:</w:t>
-      </w:r>
-      <w:r>
-        <w:rPr>
-          <w:rFonts w:ascii="Times New Roman" w:hAnsi="Times New Roman"/>
-          <w:sz w:val="24"/>
+          <w:rFonts w:ascii="Times New Roman" w:cs="Times New Roman" w:eastAsia="Times New Roman" w:hAnsi="Times New Roman"/>
+          <w:i w:val="1"/>
+          <w:color w:val="ff0000"/>
+          <w:sz w:val="24"/>
+          <w:szCs w:val="24"/>
+          <w:rtl w:val="0"/>
+        </w:rPr>
+        <w:t xml:space="preserve">Священик:</w:t>
+      </w:r>
+      <w:r>
+        <w:rPr>
+          <w:rFonts w:ascii="Times New Roman" w:cs="Times New Roman" w:eastAsia="Times New Roman" w:hAnsi="Times New Roman"/>
+          <w:color w:val="000000"/>
+          <w:sz w:val="24"/>
+          <w:szCs w:val="24"/>
+          <w:rtl w:val="0"/>
         </w:rPr>
         <w:t xml:space="preserve"> Слава Тобі, що Світло нам показав! </w:t>
       </w:r>
@@ -24770,17 +25248,21 @@
       </w:pPr>
       <w:r>
         <w:rPr>
-          <w:rFonts w:ascii="Times New Roman" w:hAnsi="Times New Roman"/>
-          <w:i/>
-          <w:color w:val="FF4400"/>
-          <w:sz w:val="24"/>
-        </w:rPr>
-        <w:t>Священик:</w:t>
-      </w:r>
-      <w:r>
-        <w:rPr>
-          <w:rFonts w:ascii="Times New Roman" w:hAnsi="Times New Roman"/>
-          <w:sz w:val="24"/>
+          <w:rFonts w:ascii="Times New Roman" w:cs="Times New Roman" w:eastAsia="Times New Roman" w:hAnsi="Times New Roman"/>
+          <w:i w:val="1"/>
+          <w:color w:val="ff0000"/>
+          <w:sz w:val="24"/>
+          <w:szCs w:val="24"/>
+          <w:rtl w:val="0"/>
+        </w:rPr>
+        <w:t xml:space="preserve">Священик:</w:t>
+      </w:r>
+      <w:r>
+        <w:rPr>
+          <w:rFonts w:ascii="Times New Roman" w:cs="Times New Roman" w:eastAsia="Times New Roman" w:hAnsi="Times New Roman"/>
+          <w:sz w:val="24"/>
+          <w:szCs w:val="24"/>
+          <w:rtl w:val="0"/>
         </w:rPr>
         <w:t xml:space="preserve"> Бо милостивий і чоловіколюбець Бог єси, і тобі славу возсилаємо, Отцю, і Сину, і Святому Духові, нині і повсякчас, і на віки віків.</w:t>
       </w:r>
@@ -25450,19 +25932,33 @@
       </w:pPr>
       <w:r>
         <w:rPr>
-          <w:rFonts w:ascii="Times New Roman" w:hAnsi="Times New Roman"/>
-          <w:i/>
-          <w:color w:val="FF4400"/>
-          <w:sz w:val="24"/>
-        </w:rPr>
-        <w:t>Священик:</w:t>
-      </w:r>
-      <w:r>
-        <w:rPr>
-          <w:rFonts w:ascii="Times New Roman" w:hAnsi="Times New Roman"/>
-          <w:sz w:val="24"/>
-        </w:rPr>
-        <w:t xml:space="preserve"> Бо ти Бог милости, ласк і чоловіколюбности, і тобі славу віддаємо: Отцю, і Сину, і Святому Духові, нині і повсякчас, і на віки віків.</w:t>
+          <w:rFonts w:ascii="Times New Roman" w:cs="Times New Roman" w:eastAsia="Times New Roman" w:hAnsi="Times New Roman"/>
+          <w:i w:val="1"/>
+          <w:color w:val="ff0000"/>
+          <w:sz w:val="24"/>
+          <w:szCs w:val="24"/>
+          <w:rtl w:val="0"/>
+        </w:rPr>
+        <w:t xml:space="preserve">Священик:</w:t>
+      </w:r>
+      <w:r>
+        <w:rPr>
+          <w:rFonts w:ascii="Times New Roman" w:cs="Times New Roman" w:eastAsia="Times New Roman" w:hAnsi="Times New Roman"/>
+          <w:color w:val="ff0000"/>
+          <w:sz w:val="24"/>
+          <w:szCs w:val="24"/>
+          <w:rtl w:val="0"/>
+        </w:rPr>
+        <w:t xml:space="preserve"> </w:t>
+      </w:r>
+      <w:r>
+        <w:rPr>
+          <w:rFonts w:ascii="Times New Roman" w:cs="Times New Roman" w:eastAsia="Times New Roman" w:hAnsi="Times New Roman"/>
+          <w:sz w:val="24"/>
+          <w:szCs w:val="24"/>
+          <w:rtl w:val="0"/>
+        </w:rPr>
+        <w:t xml:space="preserve">Бо ти Бог милости, ласк і чоловіколюбности, і тобі славу віддаємо: Отцю, і Сину, і Святому Духові, нині і повсякчас, і на віки віків.</w:t>
       </w:r>
     </w:p>
     <w:p>
@@ -25518,17 +26014,21 @@
       </w:pPr>
       <w:r>
         <w:rPr>
-          <w:rFonts w:ascii="Times New Roman" w:hAnsi="Times New Roman"/>
-          <w:i/>
-          <w:color w:val="FF4400"/>
-          <w:sz w:val="24"/>
-        </w:rPr>
-        <w:t>Священик:</w:t>
-      </w:r>
-      <w:r>
-        <w:rPr>
-          <w:rFonts w:ascii="Times New Roman" w:hAnsi="Times New Roman"/>
-          <w:sz w:val="24"/>
+          <w:rFonts w:ascii="Times New Roman" w:cs="Times New Roman" w:eastAsia="Times New Roman" w:hAnsi="Times New Roman"/>
+          <w:i w:val="1"/>
+          <w:color w:val="ff0000"/>
+          <w:sz w:val="24"/>
+          <w:szCs w:val="24"/>
+          <w:rtl w:val="0"/>
+        </w:rPr>
+        <w:t xml:space="preserve">Священик:</w:t>
+      </w:r>
+      <w:r>
+        <w:rPr>
+          <w:rFonts w:ascii="Times New Roman" w:cs="Times New Roman" w:eastAsia="Times New Roman" w:hAnsi="Times New Roman"/>
+          <w:sz w:val="24"/>
+          <w:szCs w:val="24"/>
+          <w:rtl w:val="0"/>
         </w:rPr>
         <w:t xml:space="preserve"> Мир всім.</w:t>
       </w:r>
@@ -25860,19 +26360,33 @@
       </w:pPr>
       <w:r>
         <w:rPr>
-          <w:rFonts w:ascii="Times New Roman" w:hAnsi="Times New Roman"/>
-          <w:i/>
-          <w:color w:val="FF4400"/>
-          <w:sz w:val="24"/>
-        </w:rPr>
-        <w:t>Священик:</w:t>
-      </w:r>
-      <w:r>
-        <w:rPr>
-          <w:rFonts w:ascii="Times New Roman" w:hAnsi="Times New Roman"/>
-          <w:sz w:val="24"/>
-        </w:rPr>
-        <w:t xml:space="preserve"> Благословенний Христос, Бог наш, завжди, нині і повсякчас, і на віки віків.</w:t>
+          <w:rFonts w:ascii="Times New Roman" w:cs="Times New Roman" w:eastAsia="Times New Roman" w:hAnsi="Times New Roman"/>
+          <w:i w:val="1"/>
+          <w:color w:val="ff0000"/>
+          <w:sz w:val="24"/>
+          <w:szCs w:val="24"/>
+          <w:rtl w:val="0"/>
+        </w:rPr>
+        <w:t xml:space="preserve">Священик:</w:t>
+      </w:r>
+      <w:r>
+        <w:rPr>
+          <w:rFonts w:ascii="Times New Roman" w:cs="Times New Roman" w:eastAsia="Times New Roman" w:hAnsi="Times New Roman"/>
+          <w:color w:val="ff0000"/>
+          <w:sz w:val="24"/>
+          <w:szCs w:val="24"/>
+          <w:rtl w:val="0"/>
+        </w:rPr>
+        <w:t xml:space="preserve"> </w:t>
+      </w:r>
+      <w:r>
+        <w:rPr>
+          <w:rFonts w:ascii="Times New Roman" w:cs="Times New Roman" w:eastAsia="Times New Roman" w:hAnsi="Times New Roman"/>
+          <w:sz w:val="24"/>
+          <w:szCs w:val="24"/>
+          <w:rtl w:val="0"/>
+        </w:rPr>
+        <w:t xml:space="preserve">Благословенний Христос, Бог наш, завжди, нині і повсякчас, і на віки віків.</w:t>
       </w:r>
     </w:p>
     <w:p>
@@ -25928,17 +26442,21 @@
       </w:pPr>
       <w:r>
         <w:rPr>
-          <w:rFonts w:ascii="Times New Roman" w:hAnsi="Times New Roman"/>
-          <w:i/>
-          <w:color w:val="FF4400"/>
-          <w:sz w:val="24"/>
-        </w:rPr>
-        <w:t>Священик:</w:t>
-      </w:r>
-      <w:r>
-        <w:rPr>
-          <w:rFonts w:ascii="Times New Roman" w:hAnsi="Times New Roman"/>
-          <w:sz w:val="24"/>
+          <w:rFonts w:ascii="Times New Roman" w:cs="Times New Roman" w:eastAsia="Times New Roman" w:hAnsi="Times New Roman"/>
+          <w:i w:val="1"/>
+          <w:color w:val="ff0000"/>
+          <w:sz w:val="24"/>
+          <w:szCs w:val="24"/>
+          <w:rtl w:val="0"/>
+        </w:rPr>
+        <w:t xml:space="preserve">Священик:</w:t>
+      </w:r>
+      <w:r>
+        <w:rPr>
+          <w:rFonts w:ascii="Times New Roman" w:cs="Times New Roman" w:eastAsia="Times New Roman" w:hAnsi="Times New Roman"/>
+          <w:sz w:val="24"/>
+          <w:szCs w:val="24"/>
+          <w:rtl w:val="0"/>
         </w:rPr>
         <w:t xml:space="preserve"> Пресвята Богородице, спаси нас.</w:t>
       </w:r>
@@ -25986,19 +26504,33 @@
       </w:pPr>
       <w:r>
         <w:rPr>
-          <w:rFonts w:ascii="Times New Roman" w:hAnsi="Times New Roman"/>
-          <w:i/>
-          <w:color w:val="FF4400"/>
-          <w:sz w:val="24"/>
-        </w:rPr>
-        <w:t>Священик:</w:t>
-      </w:r>
-      <w:r>
-        <w:rPr>
-          <w:rFonts w:ascii="Times New Roman" w:hAnsi="Times New Roman"/>
-          <w:sz w:val="24"/>
-        </w:rPr>
-        <w:t xml:space="preserve"> Слава тобі, Христе Боже, надіє наша, слава тобі!</w:t>
+          <w:rFonts w:ascii="Times New Roman" w:cs="Times New Roman" w:eastAsia="Times New Roman" w:hAnsi="Times New Roman"/>
+          <w:i w:val="1"/>
+          <w:color w:val="ff0000"/>
+          <w:sz w:val="24"/>
+          <w:szCs w:val="24"/>
+          <w:rtl w:val="0"/>
+        </w:rPr>
+        <w:t xml:space="preserve">Священик:</w:t>
+      </w:r>
+      <w:r>
+        <w:rPr>
+          <w:rFonts w:ascii="Times New Roman" w:cs="Times New Roman" w:eastAsia="Times New Roman" w:hAnsi="Times New Roman"/>
+          <w:color w:val="ff0000"/>
+          <w:sz w:val="24"/>
+          <w:szCs w:val="24"/>
+          <w:rtl w:val="0"/>
+        </w:rPr>
+        <w:t xml:space="preserve"> </w:t>
+      </w:r>
+      <w:r>
+        <w:rPr>
+          <w:rFonts w:ascii="Times New Roman" w:cs="Times New Roman" w:eastAsia="Times New Roman" w:hAnsi="Times New Roman"/>
+          <w:sz w:val="24"/>
+          <w:szCs w:val="24"/>
+          <w:rtl w:val="0"/>
+        </w:rPr>
+        <w:t xml:space="preserve">Слава тобі, Христе Боже, надіє наша, слава тобі!</w:t>
       </w:r>
     </w:p>
     <w:p>
@@ -26073,37 +26605,54 @@
       </w:r>
     </w:p>
     <w:p>
-      <w:r>
-        <w:rPr>
-          <w:rFonts w:ascii="Times New Roman" w:hAnsi="Times New Roman"/>
-          <w:i/>
-          <w:color w:val="FF4400"/>
-          <w:sz w:val="24"/>
-        </w:rPr>
-        <w:t>Священик:</w:t>
-      </w:r>
-      <w:r>
-        <w:rPr>
-          <w:rFonts w:ascii="Times New Roman" w:hAnsi="Times New Roman"/>
-          <w:sz w:val="24"/>
-        </w:rPr>
-        <w:t xml:space="preserve"> Христос, що воскрес із мертвих, істинний Бог наш - молитвами пречистої Своєї Матері, святих славних і всехвальних апостолів, святого, </w:t>
-      </w:r>
-      <w:r>
-        <w:rPr>
-          <w:rFonts w:ascii="Times New Roman" w:hAnsi="Times New Roman"/>
-          <w:i/>
-          <w:color w:val="FF4400"/>
-          <w:sz w:val="24"/>
-        </w:rPr>
-        <w:t>якого є храм</w:t>
-      </w:r>
-      <w:r>
-        <w:rPr>
-          <w:rFonts w:ascii="Times New Roman" w:hAnsi="Times New Roman"/>
-          <w:sz w:val="24"/>
-        </w:rPr>
-        <w:t>, святої мучениці Агрипіни і всіх святих - помилує і спасе нас як благий і людинолюбний.</w:t>
+      <w:pPr>
+        <w:spacing w:after="120" w:lineRule="auto"/>
+        <w:jc w:val="both"/>
+        <w:rPr>
+          <w:rFonts w:ascii="Times New Roman" w:cs="Times New Roman" w:eastAsia="Times New Roman" w:hAnsi="Times New Roman"/>
+          <w:sz w:val="24"/>
+          <w:szCs w:val="24"/>
+        </w:rPr>
+      </w:pPr>
+      <w:r>
+        <w:rPr>
+          <w:rFonts w:ascii="Times New Roman" w:cs="Times New Roman" w:eastAsia="Times New Roman" w:hAnsi="Times New Roman"/>
+          <w:i w:val="1"/>
+          <w:color w:val="ff0000"/>
+          <w:sz w:val="24"/>
+          <w:szCs w:val="24"/>
+          <w:rtl w:val="0"/>
+        </w:rPr>
+        <w:t xml:space="preserve">Священик:</w:t>
+      </w:r>
+      <w:r>
+        <w:rPr>
+          <w:rFonts w:ascii="Times New Roman" w:cs="Times New Roman" w:eastAsia="Times New Roman" w:hAnsi="Times New Roman"/>
+          <w:sz w:val="24"/>
+          <w:szCs w:val="24"/>
+          <w:rtl w:val="0"/>
+        </w:rPr>
+        <w:t xml:space="preserve"> Христос, істинний Бог наш, що в огненних язиках зіслав з неба Пресвятого Духа на святих своїх учнів і апостолів, молитвами пречистої своєї Матері, святих славних і всехвальних апостолів і святого </w:t>
+      </w:r>
+      <w:r>
+        <w:rPr>
+          <w:rFonts w:ascii="Times New Roman" w:cs="Times New Roman" w:eastAsia="Times New Roman" w:hAnsi="Times New Roman"/>
+          <w:i w:val="1"/>
+          <w:color w:val="ff0000"/>
+          <w:sz w:val="24"/>
+          <w:szCs w:val="24"/>
+          <w:rtl w:val="0"/>
+        </w:rPr>
+        <w:t xml:space="preserve">(ім'я, якого є храм)</w:t>
+      </w:r>
+      <w:r>
+        <w:rPr>
+          <w:rFonts w:ascii="Times New Roman" w:cs="Times New Roman" w:eastAsia="Times New Roman" w:hAnsi="Times New Roman"/>
+          <w:sz w:val="24"/>
+          <w:szCs w:val="24"/>
+          <w:rtl w:val="0"/>
+        </w:rPr>
+        <w:t xml:space="preserve">, і всіх святих, помилує і спасе нас, як благий і чоловіколюбець.</w:t>
       </w:r>
     </w:p>
     <w:p>
